--- a/Doc/RequestType.docx
+++ b/Doc/RequestType.docx
@@ -62,7 +62,7 @@
         </w:tc>
         <w:tc>
           <w:tcPr>
-            <w:tcW w:w="2888" w:type="dxa"/>
+            <w:tcW w:w="2706" w:type="dxa"/>
             <w:tcBorders>
               <w:top w:val="nil"/>
               <w:left w:val="nil"/>
@@ -246,7 +246,7 @@
         </w:tc>
         <w:tc>
           <w:tcPr>
-            <w:tcW w:w="1305" w:type="dxa"/>
+            <w:tcW w:w="1294" w:type="dxa"/>
             <w:tcBorders>
               <w:top w:val="nil"/>
               <w:left w:val="nil"/>
@@ -297,7 +297,7 @@
         </w:tc>
         <w:tc>
           <w:tcPr>
-            <w:tcW w:w="2232" w:type="dxa"/>
+            <w:tcW w:w="2425" w:type="dxa"/>
             <w:tcBorders>
               <w:top w:val="nil"/>
               <w:left w:val="nil"/>
@@ -402,7 +402,7 @@
         </w:tc>
         <w:tc>
           <w:tcPr>
-            <w:tcW w:w="2888" w:type="dxa"/>
+            <w:tcW w:w="2706" w:type="dxa"/>
             <w:tcBorders>
               <w:top w:val="nil"/>
               <w:left w:val="nil"/>
@@ -513,7 +513,7 @@
         </w:tc>
         <w:tc>
           <w:tcPr>
-            <w:tcW w:w="1305" w:type="dxa"/>
+            <w:tcW w:w="1294" w:type="dxa"/>
             <w:tcBorders>
               <w:top w:val="nil"/>
               <w:left w:val="nil"/>
@@ -548,7 +548,7 @@
         </w:tc>
         <w:tc>
           <w:tcPr>
-            <w:tcW w:w="2232" w:type="dxa"/>
+            <w:tcW w:w="2425" w:type="dxa"/>
             <w:tcBorders>
               <w:top w:val="nil"/>
               <w:left w:val="nil"/>
@@ -614,7 +614,7 @@
         </w:tc>
         <w:tc>
           <w:tcPr>
-            <w:tcW w:w="2888" w:type="dxa"/>
+            <w:tcW w:w="2706" w:type="dxa"/>
             <w:tcBorders>
               <w:top w:val="nil"/>
               <w:left w:val="nil"/>
@@ -725,7 +725,7 @@
         </w:tc>
         <w:tc>
           <w:tcPr>
-            <w:tcW w:w="1305" w:type="dxa"/>
+            <w:tcW w:w="1294" w:type="dxa"/>
             <w:tcBorders>
               <w:top w:val="nil"/>
               <w:left w:val="nil"/>
@@ -760,7 +760,7 @@
         </w:tc>
         <w:tc>
           <w:tcPr>
-            <w:tcW w:w="2232" w:type="dxa"/>
+            <w:tcW w:w="2425" w:type="dxa"/>
             <w:tcBorders>
               <w:top w:val="nil"/>
               <w:left w:val="nil"/>
@@ -826,7 +826,7 @@
         </w:tc>
         <w:tc>
           <w:tcPr>
-            <w:tcW w:w="2888" w:type="dxa"/>
+            <w:tcW w:w="2706" w:type="dxa"/>
             <w:tcBorders>
               <w:top w:val="nil"/>
               <w:left w:val="nil"/>
@@ -937,7 +937,7 @@
         </w:tc>
         <w:tc>
           <w:tcPr>
-            <w:tcW w:w="1305" w:type="dxa"/>
+            <w:tcW w:w="1294" w:type="dxa"/>
             <w:tcBorders>
               <w:top w:val="nil"/>
               <w:left w:val="nil"/>
@@ -972,7 +972,7 @@
         </w:tc>
         <w:tc>
           <w:tcPr>
-            <w:tcW w:w="2232" w:type="dxa"/>
+            <w:tcW w:w="2425" w:type="dxa"/>
             <w:tcBorders>
               <w:top w:val="nil"/>
               <w:left w:val="nil"/>
@@ -1038,7 +1038,7 @@
         </w:tc>
         <w:tc>
           <w:tcPr>
-            <w:tcW w:w="2888" w:type="dxa"/>
+            <w:tcW w:w="2706" w:type="dxa"/>
             <w:tcBorders>
               <w:top w:val="nil"/>
               <w:left w:val="nil"/>
@@ -1149,7 +1149,7 @@
         </w:tc>
         <w:tc>
           <w:tcPr>
-            <w:tcW w:w="1305" w:type="dxa"/>
+            <w:tcW w:w="1294" w:type="dxa"/>
             <w:tcBorders>
               <w:top w:val="nil"/>
               <w:left w:val="nil"/>
@@ -1184,7 +1184,7 @@
         </w:tc>
         <w:tc>
           <w:tcPr>
-            <w:tcW w:w="2232" w:type="dxa"/>
+            <w:tcW w:w="2425" w:type="dxa"/>
             <w:tcBorders>
               <w:top w:val="nil"/>
               <w:left w:val="nil"/>
@@ -1250,7 +1250,7 @@
         </w:tc>
         <w:tc>
           <w:tcPr>
-            <w:tcW w:w="2888" w:type="dxa"/>
+            <w:tcW w:w="2706" w:type="dxa"/>
             <w:tcBorders>
               <w:top w:val="nil"/>
               <w:left w:val="nil"/>
@@ -1361,7 +1361,7 @@
         </w:tc>
         <w:tc>
           <w:tcPr>
-            <w:tcW w:w="1305" w:type="dxa"/>
+            <w:tcW w:w="1294" w:type="dxa"/>
             <w:tcBorders>
               <w:top w:val="nil"/>
               <w:left w:val="nil"/>
@@ -1396,7 +1396,7 @@
         </w:tc>
         <w:tc>
           <w:tcPr>
-            <w:tcW w:w="2232" w:type="dxa"/>
+            <w:tcW w:w="2425" w:type="dxa"/>
             <w:tcBorders>
               <w:top w:val="nil"/>
               <w:left w:val="nil"/>
@@ -1462,7 +1462,7 @@
         </w:tc>
         <w:tc>
           <w:tcPr>
-            <w:tcW w:w="2888" w:type="dxa"/>
+            <w:tcW w:w="2706" w:type="dxa"/>
             <w:tcBorders>
               <w:top w:val="nil"/>
               <w:left w:val="nil"/>
@@ -1573,7 +1573,7 @@
         </w:tc>
         <w:tc>
           <w:tcPr>
-            <w:tcW w:w="1305" w:type="dxa"/>
+            <w:tcW w:w="1294" w:type="dxa"/>
             <w:tcBorders>
               <w:top w:val="nil"/>
               <w:left w:val="nil"/>
@@ -1608,7 +1608,7 @@
         </w:tc>
         <w:tc>
           <w:tcPr>
-            <w:tcW w:w="2232" w:type="dxa"/>
+            <w:tcW w:w="2425" w:type="dxa"/>
             <w:tcBorders>
               <w:top w:val="nil"/>
               <w:left w:val="nil"/>
@@ -1674,7 +1674,7 @@
         </w:tc>
         <w:tc>
           <w:tcPr>
-            <w:tcW w:w="2888" w:type="dxa"/>
+            <w:tcW w:w="2706" w:type="dxa"/>
             <w:tcBorders>
               <w:top w:val="nil"/>
               <w:left w:val="nil"/>
@@ -1785,7 +1785,7 @@
         </w:tc>
         <w:tc>
           <w:tcPr>
-            <w:tcW w:w="1305" w:type="dxa"/>
+            <w:tcW w:w="1294" w:type="dxa"/>
             <w:tcBorders>
               <w:top w:val="nil"/>
               <w:left w:val="nil"/>
@@ -1820,7 +1820,7 @@
         </w:tc>
         <w:tc>
           <w:tcPr>
-            <w:tcW w:w="2232" w:type="dxa"/>
+            <w:tcW w:w="2425" w:type="dxa"/>
             <w:tcBorders>
               <w:top w:val="nil"/>
               <w:left w:val="nil"/>
@@ -1886,7 +1886,7 @@
         </w:tc>
         <w:tc>
           <w:tcPr>
-            <w:tcW w:w="2888" w:type="dxa"/>
+            <w:tcW w:w="2706" w:type="dxa"/>
             <w:tcBorders>
               <w:top w:val="nil"/>
               <w:left w:val="nil"/>
@@ -1997,7 +1997,7 @@
         </w:tc>
         <w:tc>
           <w:tcPr>
-            <w:tcW w:w="1305" w:type="dxa"/>
+            <w:tcW w:w="1294" w:type="dxa"/>
             <w:tcBorders>
               <w:top w:val="nil"/>
               <w:left w:val="nil"/>
@@ -2032,7 +2032,7 @@
         </w:tc>
         <w:tc>
           <w:tcPr>
-            <w:tcW w:w="2232" w:type="dxa"/>
+            <w:tcW w:w="2425" w:type="dxa"/>
             <w:tcBorders>
               <w:top w:val="nil"/>
               <w:left w:val="nil"/>
@@ -2108,7 +2108,7 @@
         </w:tc>
         <w:tc>
           <w:tcPr>
-            <w:tcW w:w="2888" w:type="dxa"/>
+            <w:tcW w:w="2706" w:type="dxa"/>
             <w:tcBorders>
               <w:top w:val="nil"/>
               <w:left w:val="nil"/>
@@ -2219,7 +2219,7 @@
         </w:tc>
         <w:tc>
           <w:tcPr>
-            <w:tcW w:w="1305" w:type="dxa"/>
+            <w:tcW w:w="1294" w:type="dxa"/>
             <w:tcBorders>
               <w:top w:val="nil"/>
               <w:left w:val="nil"/>
@@ -2254,7 +2254,7 @@
         </w:tc>
         <w:tc>
           <w:tcPr>
-            <w:tcW w:w="2232" w:type="dxa"/>
+            <w:tcW w:w="2425" w:type="dxa"/>
             <w:tcBorders>
               <w:top w:val="nil"/>
               <w:left w:val="nil"/>
@@ -2320,7 +2320,7 @@
         </w:tc>
         <w:tc>
           <w:tcPr>
-            <w:tcW w:w="2888" w:type="dxa"/>
+            <w:tcW w:w="2706" w:type="dxa"/>
             <w:tcBorders>
               <w:top w:val="nil"/>
               <w:left w:val="nil"/>
@@ -2431,7 +2431,7 @@
         </w:tc>
         <w:tc>
           <w:tcPr>
-            <w:tcW w:w="1305" w:type="dxa"/>
+            <w:tcW w:w="1294" w:type="dxa"/>
             <w:tcBorders>
               <w:top w:val="nil"/>
               <w:left w:val="nil"/>
@@ -2466,7 +2466,7 @@
         </w:tc>
         <w:tc>
           <w:tcPr>
-            <w:tcW w:w="2232" w:type="dxa"/>
+            <w:tcW w:w="2425" w:type="dxa"/>
             <w:tcBorders>
               <w:top w:val="nil"/>
               <w:left w:val="nil"/>
@@ -2532,7 +2532,7 @@
         </w:tc>
         <w:tc>
           <w:tcPr>
-            <w:tcW w:w="2888" w:type="dxa"/>
+            <w:tcW w:w="2706" w:type="dxa"/>
             <w:tcBorders>
               <w:top w:val="nil"/>
               <w:left w:val="nil"/>
@@ -2643,7 +2643,7 @@
         </w:tc>
         <w:tc>
           <w:tcPr>
-            <w:tcW w:w="1305" w:type="dxa"/>
+            <w:tcW w:w="1294" w:type="dxa"/>
             <w:tcBorders>
               <w:top w:val="nil"/>
               <w:left w:val="nil"/>
@@ -2678,7 +2678,7 @@
         </w:tc>
         <w:tc>
           <w:tcPr>
-            <w:tcW w:w="2232" w:type="dxa"/>
+            <w:tcW w:w="2425" w:type="dxa"/>
             <w:tcBorders>
               <w:top w:val="nil"/>
               <w:left w:val="nil"/>
@@ -2744,7 +2744,7 @@
         </w:tc>
         <w:tc>
           <w:tcPr>
-            <w:tcW w:w="2888" w:type="dxa"/>
+            <w:tcW w:w="2706" w:type="dxa"/>
             <w:tcBorders>
               <w:top w:val="nil"/>
               <w:left w:val="nil"/>
@@ -2855,7 +2855,7 @@
         </w:tc>
         <w:tc>
           <w:tcPr>
-            <w:tcW w:w="1305" w:type="dxa"/>
+            <w:tcW w:w="1294" w:type="dxa"/>
             <w:tcBorders>
               <w:top w:val="nil"/>
               <w:left w:val="nil"/>
@@ -2890,7 +2890,7 @@
         </w:tc>
         <w:tc>
           <w:tcPr>
-            <w:tcW w:w="2232" w:type="dxa"/>
+            <w:tcW w:w="2425" w:type="dxa"/>
             <w:tcBorders>
               <w:top w:val="nil"/>
               <w:left w:val="nil"/>
@@ -2956,7 +2956,7 @@
         </w:tc>
         <w:tc>
           <w:tcPr>
-            <w:tcW w:w="2888" w:type="dxa"/>
+            <w:tcW w:w="2706" w:type="dxa"/>
             <w:tcBorders>
               <w:top w:val="nil"/>
               <w:left w:val="nil"/>
@@ -3067,7 +3067,7 @@
         </w:tc>
         <w:tc>
           <w:tcPr>
-            <w:tcW w:w="1305" w:type="dxa"/>
+            <w:tcW w:w="1294" w:type="dxa"/>
             <w:tcBorders>
               <w:top w:val="nil"/>
               <w:left w:val="nil"/>
@@ -3102,7 +3102,7 @@
         </w:tc>
         <w:tc>
           <w:tcPr>
-            <w:tcW w:w="2232" w:type="dxa"/>
+            <w:tcW w:w="2425" w:type="dxa"/>
             <w:tcBorders>
               <w:top w:val="nil"/>
               <w:left w:val="nil"/>
@@ -3168,7 +3168,7 @@
         </w:tc>
         <w:tc>
           <w:tcPr>
-            <w:tcW w:w="2888" w:type="dxa"/>
+            <w:tcW w:w="2706" w:type="dxa"/>
             <w:tcBorders>
               <w:top w:val="nil"/>
               <w:left w:val="nil"/>
@@ -3279,7 +3279,7 @@
         </w:tc>
         <w:tc>
           <w:tcPr>
-            <w:tcW w:w="1305" w:type="dxa"/>
+            <w:tcW w:w="1294" w:type="dxa"/>
             <w:tcBorders>
               <w:top w:val="nil"/>
               <w:left w:val="nil"/>
@@ -3314,7 +3314,7 @@
         </w:tc>
         <w:tc>
           <w:tcPr>
-            <w:tcW w:w="2232" w:type="dxa"/>
+            <w:tcW w:w="2425" w:type="dxa"/>
             <w:tcBorders>
               <w:top w:val="nil"/>
               <w:left w:val="nil"/>
@@ -3380,7 +3380,7 @@
         </w:tc>
         <w:tc>
           <w:tcPr>
-            <w:tcW w:w="2888" w:type="dxa"/>
+            <w:tcW w:w="2706" w:type="dxa"/>
             <w:tcBorders>
               <w:top w:val="nil"/>
               <w:left w:val="nil"/>
@@ -3491,7 +3491,7 @@
         </w:tc>
         <w:tc>
           <w:tcPr>
-            <w:tcW w:w="1305" w:type="dxa"/>
+            <w:tcW w:w="1294" w:type="dxa"/>
             <w:tcBorders>
               <w:top w:val="nil"/>
               <w:left w:val="nil"/>
@@ -3526,7 +3526,7 @@
         </w:tc>
         <w:tc>
           <w:tcPr>
-            <w:tcW w:w="2232" w:type="dxa"/>
+            <w:tcW w:w="2425" w:type="dxa"/>
             <w:tcBorders>
               <w:top w:val="nil"/>
               <w:left w:val="nil"/>
@@ -3592,7 +3592,7 @@
         </w:tc>
         <w:tc>
           <w:tcPr>
-            <w:tcW w:w="2888" w:type="dxa"/>
+            <w:tcW w:w="2706" w:type="dxa"/>
             <w:tcBorders>
               <w:top w:val="nil"/>
               <w:left w:val="nil"/>
@@ -3703,7 +3703,7 @@
         </w:tc>
         <w:tc>
           <w:tcPr>
-            <w:tcW w:w="1305" w:type="dxa"/>
+            <w:tcW w:w="1294" w:type="dxa"/>
             <w:tcBorders>
               <w:top w:val="nil"/>
               <w:left w:val="nil"/>
@@ -3738,7 +3738,7 @@
         </w:tc>
         <w:tc>
           <w:tcPr>
-            <w:tcW w:w="2232" w:type="dxa"/>
+            <w:tcW w:w="2425" w:type="dxa"/>
             <w:tcBorders>
               <w:top w:val="nil"/>
               <w:left w:val="nil"/>
@@ -3804,7 +3804,7 @@
         </w:tc>
         <w:tc>
           <w:tcPr>
-            <w:tcW w:w="2888" w:type="dxa"/>
+            <w:tcW w:w="2706" w:type="dxa"/>
             <w:tcBorders>
               <w:top w:val="nil"/>
               <w:left w:val="nil"/>
@@ -3915,7 +3915,7 @@
         </w:tc>
         <w:tc>
           <w:tcPr>
-            <w:tcW w:w="1305" w:type="dxa"/>
+            <w:tcW w:w="1294" w:type="dxa"/>
             <w:tcBorders>
               <w:top w:val="nil"/>
               <w:left w:val="nil"/>
@@ -3950,7 +3950,7 @@
         </w:tc>
         <w:tc>
           <w:tcPr>
-            <w:tcW w:w="2232" w:type="dxa"/>
+            <w:tcW w:w="2425" w:type="dxa"/>
             <w:tcBorders>
               <w:top w:val="nil"/>
               <w:left w:val="nil"/>
@@ -4016,7 +4016,7 @@
         </w:tc>
         <w:tc>
           <w:tcPr>
-            <w:tcW w:w="2888" w:type="dxa"/>
+            <w:tcW w:w="2706" w:type="dxa"/>
             <w:tcBorders>
               <w:top w:val="nil"/>
               <w:left w:val="nil"/>
@@ -4127,7 +4127,7 @@
         </w:tc>
         <w:tc>
           <w:tcPr>
-            <w:tcW w:w="1305" w:type="dxa"/>
+            <w:tcW w:w="1294" w:type="dxa"/>
             <w:tcBorders>
               <w:top w:val="nil"/>
               <w:left w:val="nil"/>
@@ -4162,7 +4162,7 @@
         </w:tc>
         <w:tc>
           <w:tcPr>
-            <w:tcW w:w="2232" w:type="dxa"/>
+            <w:tcW w:w="2425" w:type="dxa"/>
             <w:tcBorders>
               <w:top w:val="nil"/>
               <w:left w:val="nil"/>
@@ -4228,7 +4228,7 @@
         </w:tc>
         <w:tc>
           <w:tcPr>
-            <w:tcW w:w="2888" w:type="dxa"/>
+            <w:tcW w:w="2706" w:type="dxa"/>
             <w:tcBorders>
               <w:top w:val="nil"/>
               <w:left w:val="nil"/>
@@ -4339,7 +4339,7 @@
         </w:tc>
         <w:tc>
           <w:tcPr>
-            <w:tcW w:w="1305" w:type="dxa"/>
+            <w:tcW w:w="1294" w:type="dxa"/>
             <w:tcBorders>
               <w:top w:val="nil"/>
               <w:left w:val="nil"/>
@@ -4374,7 +4374,7 @@
         </w:tc>
         <w:tc>
           <w:tcPr>
-            <w:tcW w:w="2232" w:type="dxa"/>
+            <w:tcW w:w="2425" w:type="dxa"/>
             <w:tcBorders>
               <w:top w:val="nil"/>
               <w:left w:val="nil"/>
@@ -4440,7 +4440,7 @@
         </w:tc>
         <w:tc>
           <w:tcPr>
-            <w:tcW w:w="2888" w:type="dxa"/>
+            <w:tcW w:w="2706" w:type="dxa"/>
             <w:tcBorders>
               <w:top w:val="nil"/>
               <w:left w:val="nil"/>
@@ -4551,7 +4551,7 @@
         </w:tc>
         <w:tc>
           <w:tcPr>
-            <w:tcW w:w="1305" w:type="dxa"/>
+            <w:tcW w:w="1294" w:type="dxa"/>
             <w:tcBorders>
               <w:top w:val="nil"/>
               <w:left w:val="nil"/>
@@ -4586,7 +4586,7 @@
         </w:tc>
         <w:tc>
           <w:tcPr>
-            <w:tcW w:w="2232" w:type="dxa"/>
+            <w:tcW w:w="2425" w:type="dxa"/>
             <w:tcBorders>
               <w:top w:val="nil"/>
               <w:left w:val="nil"/>
@@ -4653,7 +4653,7 @@
         </w:tc>
         <w:tc>
           <w:tcPr>
-            <w:tcW w:w="2888" w:type="dxa"/>
+            <w:tcW w:w="2706" w:type="dxa"/>
             <w:tcBorders>
               <w:top w:val="nil"/>
               <w:left w:val="nil"/>
@@ -4764,7 +4764,7 @@
         </w:tc>
         <w:tc>
           <w:tcPr>
-            <w:tcW w:w="1305" w:type="dxa"/>
+            <w:tcW w:w="1294" w:type="dxa"/>
             <w:tcBorders>
               <w:top w:val="nil"/>
               <w:left w:val="nil"/>
@@ -4799,7 +4799,7 @@
         </w:tc>
         <w:tc>
           <w:tcPr>
-            <w:tcW w:w="2232" w:type="dxa"/>
+            <w:tcW w:w="2425" w:type="dxa"/>
             <w:tcBorders>
               <w:top w:val="nil"/>
               <w:left w:val="nil"/>
@@ -4865,7 +4865,7 @@
         </w:tc>
         <w:tc>
           <w:tcPr>
-            <w:tcW w:w="2888" w:type="dxa"/>
+            <w:tcW w:w="2706" w:type="dxa"/>
             <w:tcBorders>
               <w:top w:val="nil"/>
               <w:left w:val="nil"/>
@@ -4976,7 +4976,7 @@
         </w:tc>
         <w:tc>
           <w:tcPr>
-            <w:tcW w:w="1305" w:type="dxa"/>
+            <w:tcW w:w="1294" w:type="dxa"/>
             <w:tcBorders>
               <w:top w:val="nil"/>
               <w:left w:val="nil"/>
@@ -5011,7 +5011,7 @@
         </w:tc>
         <w:tc>
           <w:tcPr>
-            <w:tcW w:w="2232" w:type="dxa"/>
+            <w:tcW w:w="2425" w:type="dxa"/>
             <w:tcBorders>
               <w:top w:val="nil"/>
               <w:left w:val="nil"/>
@@ -5077,7 +5077,7 @@
         </w:tc>
         <w:tc>
           <w:tcPr>
-            <w:tcW w:w="2888" w:type="dxa"/>
+            <w:tcW w:w="2706" w:type="dxa"/>
             <w:tcBorders>
               <w:top w:val="nil"/>
               <w:left w:val="nil"/>
@@ -5188,7 +5188,7 @@
         </w:tc>
         <w:tc>
           <w:tcPr>
-            <w:tcW w:w="1305" w:type="dxa"/>
+            <w:tcW w:w="1294" w:type="dxa"/>
             <w:tcBorders>
               <w:top w:val="nil"/>
               <w:left w:val="nil"/>
@@ -5223,7 +5223,7 @@
         </w:tc>
         <w:tc>
           <w:tcPr>
-            <w:tcW w:w="2232" w:type="dxa"/>
+            <w:tcW w:w="2425" w:type="dxa"/>
             <w:tcBorders>
               <w:top w:val="nil"/>
               <w:left w:val="nil"/>
@@ -5289,7 +5289,7 @@
         </w:tc>
         <w:tc>
           <w:tcPr>
-            <w:tcW w:w="2888" w:type="dxa"/>
+            <w:tcW w:w="2706" w:type="dxa"/>
             <w:tcBorders>
               <w:top w:val="nil"/>
               <w:left w:val="nil"/>
@@ -5400,7 +5400,7 @@
         </w:tc>
         <w:tc>
           <w:tcPr>
-            <w:tcW w:w="1305" w:type="dxa"/>
+            <w:tcW w:w="1294" w:type="dxa"/>
             <w:tcBorders>
               <w:top w:val="nil"/>
               <w:left w:val="nil"/>
@@ -5435,7 +5435,7 @@
         </w:tc>
         <w:tc>
           <w:tcPr>
-            <w:tcW w:w="2232" w:type="dxa"/>
+            <w:tcW w:w="2425" w:type="dxa"/>
             <w:tcBorders>
               <w:top w:val="nil"/>
               <w:left w:val="nil"/>
@@ -5501,7 +5501,7 @@
         </w:tc>
         <w:tc>
           <w:tcPr>
-            <w:tcW w:w="2888" w:type="dxa"/>
+            <w:tcW w:w="2706" w:type="dxa"/>
             <w:tcBorders>
               <w:top w:val="nil"/>
               <w:left w:val="nil"/>
@@ -5612,7 +5612,7 @@
         </w:tc>
         <w:tc>
           <w:tcPr>
-            <w:tcW w:w="1305" w:type="dxa"/>
+            <w:tcW w:w="1294" w:type="dxa"/>
             <w:tcBorders>
               <w:top w:val="nil"/>
               <w:left w:val="nil"/>
@@ -5647,7 +5647,7 @@
         </w:tc>
         <w:tc>
           <w:tcPr>
-            <w:tcW w:w="2232" w:type="dxa"/>
+            <w:tcW w:w="2425" w:type="dxa"/>
             <w:tcBorders>
               <w:top w:val="nil"/>
               <w:left w:val="nil"/>
@@ -5713,7 +5713,7 @@
         </w:tc>
         <w:tc>
           <w:tcPr>
-            <w:tcW w:w="2888" w:type="dxa"/>
+            <w:tcW w:w="2706" w:type="dxa"/>
             <w:tcBorders>
               <w:top w:val="nil"/>
               <w:left w:val="nil"/>
@@ -5824,7 +5824,7 @@
         </w:tc>
         <w:tc>
           <w:tcPr>
-            <w:tcW w:w="1305" w:type="dxa"/>
+            <w:tcW w:w="1294" w:type="dxa"/>
             <w:tcBorders>
               <w:top w:val="nil"/>
               <w:left w:val="nil"/>
@@ -5859,7 +5859,7 @@
         </w:tc>
         <w:tc>
           <w:tcPr>
-            <w:tcW w:w="2232" w:type="dxa"/>
+            <w:tcW w:w="2425" w:type="dxa"/>
             <w:tcBorders>
               <w:top w:val="nil"/>
               <w:left w:val="nil"/>
@@ -5925,7 +5925,7 @@
         </w:tc>
         <w:tc>
           <w:tcPr>
-            <w:tcW w:w="2888" w:type="dxa"/>
+            <w:tcW w:w="2706" w:type="dxa"/>
             <w:tcBorders>
               <w:top w:val="nil"/>
               <w:left w:val="nil"/>
@@ -6036,7 +6036,7 @@
         </w:tc>
         <w:tc>
           <w:tcPr>
-            <w:tcW w:w="1305" w:type="dxa"/>
+            <w:tcW w:w="1294" w:type="dxa"/>
             <w:tcBorders>
               <w:top w:val="nil"/>
               <w:left w:val="nil"/>
@@ -6071,7 +6071,7 @@
         </w:tc>
         <w:tc>
           <w:tcPr>
-            <w:tcW w:w="2232" w:type="dxa"/>
+            <w:tcW w:w="2425" w:type="dxa"/>
             <w:tcBorders>
               <w:top w:val="nil"/>
               <w:left w:val="nil"/>
@@ -6137,7 +6137,7 @@
         </w:tc>
         <w:tc>
           <w:tcPr>
-            <w:tcW w:w="2888" w:type="dxa"/>
+            <w:tcW w:w="2706" w:type="dxa"/>
             <w:tcBorders>
               <w:top w:val="nil"/>
               <w:left w:val="nil"/>
@@ -6248,7 +6248,7 @@
         </w:tc>
         <w:tc>
           <w:tcPr>
-            <w:tcW w:w="1305" w:type="dxa"/>
+            <w:tcW w:w="1294" w:type="dxa"/>
             <w:tcBorders>
               <w:top w:val="nil"/>
               <w:left w:val="nil"/>
@@ -6283,7 +6283,7 @@
         </w:tc>
         <w:tc>
           <w:tcPr>
-            <w:tcW w:w="2232" w:type="dxa"/>
+            <w:tcW w:w="2425" w:type="dxa"/>
             <w:tcBorders>
               <w:top w:val="nil"/>
               <w:left w:val="nil"/>
@@ -6349,7 +6349,7 @@
         </w:tc>
         <w:tc>
           <w:tcPr>
-            <w:tcW w:w="2888" w:type="dxa"/>
+            <w:tcW w:w="2706" w:type="dxa"/>
             <w:tcBorders>
               <w:top w:val="nil"/>
               <w:left w:val="nil"/>
@@ -6460,7 +6460,7 @@
         </w:tc>
         <w:tc>
           <w:tcPr>
-            <w:tcW w:w="1305" w:type="dxa"/>
+            <w:tcW w:w="1294" w:type="dxa"/>
             <w:tcBorders>
               <w:top w:val="nil"/>
               <w:left w:val="nil"/>
@@ -6495,7 +6495,7 @@
         </w:tc>
         <w:tc>
           <w:tcPr>
-            <w:tcW w:w="2232" w:type="dxa"/>
+            <w:tcW w:w="2425" w:type="dxa"/>
             <w:tcBorders>
               <w:top w:val="nil"/>
               <w:left w:val="nil"/>
@@ -6561,7 +6561,7 @@
         </w:tc>
         <w:tc>
           <w:tcPr>
-            <w:tcW w:w="2888" w:type="dxa"/>
+            <w:tcW w:w="2706" w:type="dxa"/>
             <w:tcBorders>
               <w:top w:val="nil"/>
               <w:left w:val="nil"/>
@@ -6672,7 +6672,7 @@
         </w:tc>
         <w:tc>
           <w:tcPr>
-            <w:tcW w:w="1305" w:type="dxa"/>
+            <w:tcW w:w="1294" w:type="dxa"/>
             <w:tcBorders>
               <w:top w:val="nil"/>
               <w:left w:val="nil"/>
@@ -6707,7 +6707,7 @@
         </w:tc>
         <w:tc>
           <w:tcPr>
-            <w:tcW w:w="2232" w:type="dxa"/>
+            <w:tcW w:w="2425" w:type="dxa"/>
             <w:tcBorders>
               <w:top w:val="nil"/>
               <w:left w:val="nil"/>
@@ -6773,7 +6773,7 @@
         </w:tc>
         <w:tc>
           <w:tcPr>
-            <w:tcW w:w="2888" w:type="dxa"/>
+            <w:tcW w:w="2706" w:type="dxa"/>
             <w:tcBorders>
               <w:top w:val="nil"/>
               <w:left w:val="nil"/>
@@ -6884,7 +6884,7 @@
         </w:tc>
         <w:tc>
           <w:tcPr>
-            <w:tcW w:w="1305" w:type="dxa"/>
+            <w:tcW w:w="1294" w:type="dxa"/>
             <w:tcBorders>
               <w:top w:val="nil"/>
               <w:left w:val="nil"/>
@@ -6919,7 +6919,7 @@
         </w:tc>
         <w:tc>
           <w:tcPr>
-            <w:tcW w:w="2232" w:type="dxa"/>
+            <w:tcW w:w="2425" w:type="dxa"/>
             <w:tcBorders>
               <w:top w:val="nil"/>
               <w:left w:val="nil"/>
@@ -6995,7 +6995,7 @@
         </w:tc>
         <w:tc>
           <w:tcPr>
-            <w:tcW w:w="2888" w:type="dxa"/>
+            <w:tcW w:w="2706" w:type="dxa"/>
             <w:tcBorders>
               <w:top w:val="nil"/>
               <w:left w:val="nil"/>
@@ -7106,7 +7106,7 @@
         </w:tc>
         <w:tc>
           <w:tcPr>
-            <w:tcW w:w="1305" w:type="dxa"/>
+            <w:tcW w:w="1294" w:type="dxa"/>
             <w:tcBorders>
               <w:top w:val="nil"/>
               <w:left w:val="nil"/>
@@ -7141,7 +7141,7 @@
         </w:tc>
         <w:tc>
           <w:tcPr>
-            <w:tcW w:w="2232" w:type="dxa"/>
+            <w:tcW w:w="2425" w:type="dxa"/>
             <w:tcBorders>
               <w:top w:val="nil"/>
               <w:left w:val="nil"/>
@@ -7207,7 +7207,7 @@
         </w:tc>
         <w:tc>
           <w:tcPr>
-            <w:tcW w:w="2888" w:type="dxa"/>
+            <w:tcW w:w="2706" w:type="dxa"/>
             <w:tcBorders>
               <w:top w:val="nil"/>
               <w:left w:val="nil"/>
@@ -7318,7 +7318,7 @@
         </w:tc>
         <w:tc>
           <w:tcPr>
-            <w:tcW w:w="1305" w:type="dxa"/>
+            <w:tcW w:w="1294" w:type="dxa"/>
             <w:tcBorders>
               <w:top w:val="nil"/>
               <w:left w:val="nil"/>
@@ -7353,7 +7353,7 @@
         </w:tc>
         <w:tc>
           <w:tcPr>
-            <w:tcW w:w="2232" w:type="dxa"/>
+            <w:tcW w:w="2425" w:type="dxa"/>
             <w:tcBorders>
               <w:top w:val="nil"/>
               <w:left w:val="nil"/>
@@ -7419,7 +7419,7 @@
         </w:tc>
         <w:tc>
           <w:tcPr>
-            <w:tcW w:w="2888" w:type="dxa"/>
+            <w:tcW w:w="2706" w:type="dxa"/>
             <w:tcBorders>
               <w:top w:val="nil"/>
               <w:left w:val="nil"/>
@@ -7530,7 +7530,7 @@
         </w:tc>
         <w:tc>
           <w:tcPr>
-            <w:tcW w:w="1305" w:type="dxa"/>
+            <w:tcW w:w="1294" w:type="dxa"/>
             <w:tcBorders>
               <w:top w:val="nil"/>
               <w:left w:val="nil"/>
@@ -7565,7 +7565,7 @@
         </w:tc>
         <w:tc>
           <w:tcPr>
-            <w:tcW w:w="2232" w:type="dxa"/>
+            <w:tcW w:w="2425" w:type="dxa"/>
             <w:tcBorders>
               <w:top w:val="nil"/>
               <w:left w:val="nil"/>
@@ -7631,7 +7631,7 @@
         </w:tc>
         <w:tc>
           <w:tcPr>
-            <w:tcW w:w="2888" w:type="dxa"/>
+            <w:tcW w:w="2706" w:type="dxa"/>
             <w:tcBorders>
               <w:top w:val="nil"/>
               <w:left w:val="nil"/>
@@ -7742,7 +7742,7 @@
         </w:tc>
         <w:tc>
           <w:tcPr>
-            <w:tcW w:w="1305" w:type="dxa"/>
+            <w:tcW w:w="1294" w:type="dxa"/>
             <w:tcBorders>
               <w:top w:val="nil"/>
               <w:left w:val="nil"/>
@@ -7777,7 +7777,7 @@
         </w:tc>
         <w:tc>
           <w:tcPr>
-            <w:tcW w:w="2232" w:type="dxa"/>
+            <w:tcW w:w="2425" w:type="dxa"/>
             <w:tcBorders>
               <w:top w:val="nil"/>
               <w:left w:val="nil"/>
@@ -7843,7 +7843,7 @@
         </w:tc>
         <w:tc>
           <w:tcPr>
-            <w:tcW w:w="2888" w:type="dxa"/>
+            <w:tcW w:w="2706" w:type="dxa"/>
             <w:tcBorders>
               <w:top w:val="nil"/>
               <w:left w:val="nil"/>
@@ -7954,7 +7954,7 @@
         </w:tc>
         <w:tc>
           <w:tcPr>
-            <w:tcW w:w="1305" w:type="dxa"/>
+            <w:tcW w:w="1294" w:type="dxa"/>
             <w:tcBorders>
               <w:top w:val="nil"/>
               <w:left w:val="nil"/>
@@ -7989,7 +7989,7 @@
         </w:tc>
         <w:tc>
           <w:tcPr>
-            <w:tcW w:w="2232" w:type="dxa"/>
+            <w:tcW w:w="2425" w:type="dxa"/>
             <w:tcBorders>
               <w:top w:val="nil"/>
               <w:left w:val="nil"/>
@@ -8055,7 +8055,7 @@
         </w:tc>
         <w:tc>
           <w:tcPr>
-            <w:tcW w:w="2888" w:type="dxa"/>
+            <w:tcW w:w="2706" w:type="dxa"/>
             <w:tcBorders>
               <w:top w:val="nil"/>
               <w:left w:val="nil"/>
@@ -8166,7 +8166,7 @@
         </w:tc>
         <w:tc>
           <w:tcPr>
-            <w:tcW w:w="1305" w:type="dxa"/>
+            <w:tcW w:w="1294" w:type="dxa"/>
             <w:tcBorders>
               <w:top w:val="nil"/>
               <w:left w:val="nil"/>
@@ -8201,7 +8201,7 @@
         </w:tc>
         <w:tc>
           <w:tcPr>
-            <w:tcW w:w="2232" w:type="dxa"/>
+            <w:tcW w:w="2425" w:type="dxa"/>
             <w:tcBorders>
               <w:top w:val="nil"/>
               <w:left w:val="nil"/>
@@ -8267,7 +8267,7 @@
         </w:tc>
         <w:tc>
           <w:tcPr>
-            <w:tcW w:w="2888" w:type="dxa"/>
+            <w:tcW w:w="2706" w:type="dxa"/>
             <w:tcBorders>
               <w:top w:val="nil"/>
               <w:left w:val="nil"/>
@@ -8378,7 +8378,7 @@
         </w:tc>
         <w:tc>
           <w:tcPr>
-            <w:tcW w:w="1305" w:type="dxa"/>
+            <w:tcW w:w="1294" w:type="dxa"/>
             <w:tcBorders>
               <w:top w:val="nil"/>
               <w:left w:val="nil"/>
@@ -8413,7 +8413,7 @@
         </w:tc>
         <w:tc>
           <w:tcPr>
-            <w:tcW w:w="2232" w:type="dxa"/>
+            <w:tcW w:w="2425" w:type="dxa"/>
             <w:tcBorders>
               <w:top w:val="nil"/>
               <w:left w:val="nil"/>
@@ -8479,7 +8479,7 @@
         </w:tc>
         <w:tc>
           <w:tcPr>
-            <w:tcW w:w="2888" w:type="dxa"/>
+            <w:tcW w:w="2706" w:type="dxa"/>
             <w:tcBorders>
               <w:top w:val="nil"/>
               <w:left w:val="nil"/>
@@ -8590,7 +8590,7 @@
         </w:tc>
         <w:tc>
           <w:tcPr>
-            <w:tcW w:w="1305" w:type="dxa"/>
+            <w:tcW w:w="1294" w:type="dxa"/>
             <w:tcBorders>
               <w:top w:val="nil"/>
               <w:left w:val="nil"/>
@@ -8625,7 +8625,7 @@
         </w:tc>
         <w:tc>
           <w:tcPr>
-            <w:tcW w:w="2232" w:type="dxa"/>
+            <w:tcW w:w="2425" w:type="dxa"/>
             <w:tcBorders>
               <w:top w:val="nil"/>
               <w:left w:val="nil"/>
@@ -8691,7 +8691,7 @@
         </w:tc>
         <w:tc>
           <w:tcPr>
-            <w:tcW w:w="2888" w:type="dxa"/>
+            <w:tcW w:w="2706" w:type="dxa"/>
             <w:tcBorders>
               <w:top w:val="nil"/>
               <w:left w:val="nil"/>
@@ -8802,7 +8802,7 @@
         </w:tc>
         <w:tc>
           <w:tcPr>
-            <w:tcW w:w="1305" w:type="dxa"/>
+            <w:tcW w:w="1294" w:type="dxa"/>
             <w:tcBorders>
               <w:top w:val="nil"/>
               <w:left w:val="nil"/>
@@ -8837,7 +8837,7 @@
         </w:tc>
         <w:tc>
           <w:tcPr>
-            <w:tcW w:w="2232" w:type="dxa"/>
+            <w:tcW w:w="2425" w:type="dxa"/>
             <w:tcBorders>
               <w:top w:val="nil"/>
               <w:left w:val="nil"/>
@@ -8903,7 +8903,7 @@
         </w:tc>
         <w:tc>
           <w:tcPr>
-            <w:tcW w:w="2888" w:type="dxa"/>
+            <w:tcW w:w="2706" w:type="dxa"/>
             <w:tcBorders>
               <w:top w:val="nil"/>
               <w:left w:val="nil"/>
@@ -9013,7 +9013,7 @@
         </w:tc>
         <w:tc>
           <w:tcPr>
-            <w:tcW w:w="1305" w:type="dxa"/>
+            <w:tcW w:w="1294" w:type="dxa"/>
             <w:tcBorders>
               <w:top w:val="nil"/>
               <w:left w:val="nil"/>
@@ -9048,7 +9048,7 @@
         </w:tc>
         <w:tc>
           <w:tcPr>
-            <w:tcW w:w="2232" w:type="dxa"/>
+            <w:tcW w:w="2425" w:type="dxa"/>
             <w:tcBorders>
               <w:top w:val="nil"/>
               <w:left w:val="nil"/>
@@ -9115,7 +9115,7 @@
         </w:tc>
         <w:tc>
           <w:tcPr>
-            <w:tcW w:w="2888" w:type="dxa"/>
+            <w:tcW w:w="2706" w:type="dxa"/>
             <w:tcBorders>
               <w:top w:val="nil"/>
               <w:left w:val="nil"/>
@@ -9226,7 +9226,7 @@
         </w:tc>
         <w:tc>
           <w:tcPr>
-            <w:tcW w:w="1305" w:type="dxa"/>
+            <w:tcW w:w="1294" w:type="dxa"/>
             <w:tcBorders>
               <w:top w:val="nil"/>
               <w:left w:val="nil"/>
@@ -9261,7 +9261,7 @@
         </w:tc>
         <w:tc>
           <w:tcPr>
-            <w:tcW w:w="2232" w:type="dxa"/>
+            <w:tcW w:w="2425" w:type="dxa"/>
             <w:tcBorders>
               <w:top w:val="nil"/>
               <w:left w:val="nil"/>
@@ -9327,7 +9327,7 @@
         </w:tc>
         <w:tc>
           <w:tcPr>
-            <w:tcW w:w="2888" w:type="dxa"/>
+            <w:tcW w:w="2706" w:type="dxa"/>
             <w:tcBorders>
               <w:top w:val="nil"/>
               <w:left w:val="nil"/>
@@ -9438,7 +9438,7 @@
         </w:tc>
         <w:tc>
           <w:tcPr>
-            <w:tcW w:w="1305" w:type="dxa"/>
+            <w:tcW w:w="1294" w:type="dxa"/>
             <w:tcBorders>
               <w:top w:val="nil"/>
               <w:left w:val="nil"/>
@@ -9473,7 +9473,7 @@
         </w:tc>
         <w:tc>
           <w:tcPr>
-            <w:tcW w:w="2232" w:type="dxa"/>
+            <w:tcW w:w="2425" w:type="dxa"/>
             <w:tcBorders>
               <w:top w:val="nil"/>
               <w:left w:val="nil"/>
@@ -9539,7 +9539,7 @@
         </w:tc>
         <w:tc>
           <w:tcPr>
-            <w:tcW w:w="2888" w:type="dxa"/>
+            <w:tcW w:w="2706" w:type="dxa"/>
             <w:tcBorders>
               <w:top w:val="nil"/>
               <w:left w:val="nil"/>
@@ -9650,7 +9650,7 @@
         </w:tc>
         <w:tc>
           <w:tcPr>
-            <w:tcW w:w="1305" w:type="dxa"/>
+            <w:tcW w:w="1294" w:type="dxa"/>
             <w:tcBorders>
               <w:top w:val="nil"/>
               <w:left w:val="nil"/>
@@ -9685,7 +9685,7 @@
         </w:tc>
         <w:tc>
           <w:tcPr>
-            <w:tcW w:w="2232" w:type="dxa"/>
+            <w:tcW w:w="2425" w:type="dxa"/>
             <w:tcBorders>
               <w:top w:val="nil"/>
               <w:left w:val="nil"/>
@@ -9751,7 +9751,7 @@
         </w:tc>
         <w:tc>
           <w:tcPr>
-            <w:tcW w:w="2888" w:type="dxa"/>
+            <w:tcW w:w="2706" w:type="dxa"/>
             <w:tcBorders>
               <w:top w:val="nil"/>
               <w:left w:val="nil"/>
@@ -9862,7 +9862,7 @@
         </w:tc>
         <w:tc>
           <w:tcPr>
-            <w:tcW w:w="1305" w:type="dxa"/>
+            <w:tcW w:w="1294" w:type="dxa"/>
             <w:tcBorders>
               <w:top w:val="nil"/>
               <w:left w:val="nil"/>
@@ -9897,7 +9897,7 @@
         </w:tc>
         <w:tc>
           <w:tcPr>
-            <w:tcW w:w="2232" w:type="dxa"/>
+            <w:tcW w:w="2425" w:type="dxa"/>
             <w:tcBorders>
               <w:top w:val="nil"/>
               <w:left w:val="nil"/>
@@ -9963,7 +9963,7 @@
         </w:tc>
         <w:tc>
           <w:tcPr>
-            <w:tcW w:w="2888" w:type="dxa"/>
+            <w:tcW w:w="2706" w:type="dxa"/>
             <w:tcBorders>
               <w:top w:val="nil"/>
               <w:left w:val="nil"/>
@@ -10074,7 +10074,7 @@
         </w:tc>
         <w:tc>
           <w:tcPr>
-            <w:tcW w:w="1305" w:type="dxa"/>
+            <w:tcW w:w="1294" w:type="dxa"/>
             <w:tcBorders>
               <w:top w:val="nil"/>
               <w:left w:val="nil"/>
@@ -10109,7 +10109,7 @@
         </w:tc>
         <w:tc>
           <w:tcPr>
-            <w:tcW w:w="2232" w:type="dxa"/>
+            <w:tcW w:w="2425" w:type="dxa"/>
             <w:tcBorders>
               <w:top w:val="nil"/>
               <w:left w:val="nil"/>
@@ -10175,7 +10175,7 @@
         </w:tc>
         <w:tc>
           <w:tcPr>
-            <w:tcW w:w="2888" w:type="dxa"/>
+            <w:tcW w:w="2706" w:type="dxa"/>
             <w:tcBorders>
               <w:top w:val="nil"/>
               <w:left w:val="nil"/>
@@ -10286,7 +10286,7 @@
         </w:tc>
         <w:tc>
           <w:tcPr>
-            <w:tcW w:w="1305" w:type="dxa"/>
+            <w:tcW w:w="1294" w:type="dxa"/>
             <w:tcBorders>
               <w:top w:val="nil"/>
               <w:left w:val="nil"/>
@@ -10321,7 +10321,7 @@
         </w:tc>
         <w:tc>
           <w:tcPr>
-            <w:tcW w:w="2232" w:type="dxa"/>
+            <w:tcW w:w="2425" w:type="dxa"/>
             <w:tcBorders>
               <w:top w:val="nil"/>
               <w:left w:val="nil"/>
@@ -10387,7 +10387,7 @@
         </w:tc>
         <w:tc>
           <w:tcPr>
-            <w:tcW w:w="2888" w:type="dxa"/>
+            <w:tcW w:w="2706" w:type="dxa"/>
             <w:tcBorders>
               <w:top w:val="nil"/>
               <w:left w:val="nil"/>
@@ -10498,7 +10498,7 @@
         </w:tc>
         <w:tc>
           <w:tcPr>
-            <w:tcW w:w="1305" w:type="dxa"/>
+            <w:tcW w:w="1294" w:type="dxa"/>
             <w:tcBorders>
               <w:top w:val="nil"/>
               <w:left w:val="nil"/>
@@ -10533,7 +10533,7 @@
         </w:tc>
         <w:tc>
           <w:tcPr>
-            <w:tcW w:w="2232" w:type="dxa"/>
+            <w:tcW w:w="2425" w:type="dxa"/>
             <w:tcBorders>
               <w:top w:val="nil"/>
               <w:left w:val="nil"/>
@@ -10590,7 +10590,7 @@
         </w:tc>
         <w:tc>
           <w:tcPr>
-            <w:tcW w:w="2888" w:type="dxa"/>
+            <w:tcW w:w="2706" w:type="dxa"/>
             <w:tcBorders>
               <w:top w:val="nil"/>
               <w:left w:val="nil"/>
@@ -10690,7 +10690,7 @@
         </w:tc>
         <w:tc>
           <w:tcPr>
-            <w:tcW w:w="1305" w:type="dxa"/>
+            <w:tcW w:w="1294" w:type="dxa"/>
             <w:tcBorders>
               <w:top w:val="nil"/>
               <w:left w:val="nil"/>
@@ -10725,7 +10725,7 @@
         </w:tc>
         <w:tc>
           <w:tcPr>
-            <w:tcW w:w="2232" w:type="dxa"/>
+            <w:tcW w:w="2425" w:type="dxa"/>
             <w:tcBorders>
               <w:top w:val="nil"/>
               <w:left w:val="nil"/>
@@ -10782,7 +10782,7 @@
         </w:tc>
         <w:tc>
           <w:tcPr>
-            <w:tcW w:w="2888" w:type="dxa"/>
+            <w:tcW w:w="2706" w:type="dxa"/>
             <w:tcBorders>
               <w:top w:val="nil"/>
               <w:left w:val="nil"/>
@@ -10882,7 +10882,7 @@
         </w:tc>
         <w:tc>
           <w:tcPr>
-            <w:tcW w:w="1305" w:type="dxa"/>
+            <w:tcW w:w="1294" w:type="dxa"/>
             <w:tcBorders>
               <w:top w:val="nil"/>
               <w:left w:val="nil"/>
@@ -10917,7 +10917,7 @@
         </w:tc>
         <w:tc>
           <w:tcPr>
-            <w:tcW w:w="2232" w:type="dxa"/>
+            <w:tcW w:w="2425" w:type="dxa"/>
             <w:tcBorders>
               <w:top w:val="nil"/>
               <w:left w:val="nil"/>
@@ -10974,7 +10974,7 @@
         </w:tc>
         <w:tc>
           <w:tcPr>
-            <w:tcW w:w="2888" w:type="dxa"/>
+            <w:tcW w:w="2706" w:type="dxa"/>
             <w:tcBorders>
               <w:top w:val="nil"/>
               <w:left w:val="nil"/>
@@ -11074,7 +11074,7 @@
         </w:tc>
         <w:tc>
           <w:tcPr>
-            <w:tcW w:w="1305" w:type="dxa"/>
+            <w:tcW w:w="1294" w:type="dxa"/>
             <w:tcBorders>
               <w:top w:val="nil"/>
               <w:left w:val="nil"/>
@@ -11109,7 +11109,7 @@
         </w:tc>
         <w:tc>
           <w:tcPr>
-            <w:tcW w:w="2232" w:type="dxa"/>
+            <w:tcW w:w="2425" w:type="dxa"/>
             <w:tcBorders>
               <w:top w:val="nil"/>
               <w:left w:val="nil"/>
@@ -11176,7 +11176,7 @@
         </w:tc>
         <w:tc>
           <w:tcPr>
-            <w:tcW w:w="2888" w:type="dxa"/>
+            <w:tcW w:w="2706" w:type="dxa"/>
             <w:tcBorders>
               <w:top w:val="nil"/>
               <w:left w:val="nil"/>
@@ -11276,7 +11276,7 @@
         </w:tc>
         <w:tc>
           <w:tcPr>
-            <w:tcW w:w="1305" w:type="dxa"/>
+            <w:tcW w:w="1294" w:type="dxa"/>
             <w:tcBorders>
               <w:top w:val="nil"/>
               <w:left w:val="nil"/>
@@ -11311,7 +11311,7 @@
         </w:tc>
         <w:tc>
           <w:tcPr>
-            <w:tcW w:w="2232" w:type="dxa"/>
+            <w:tcW w:w="2425" w:type="dxa"/>
             <w:tcBorders>
               <w:top w:val="nil"/>
               <w:left w:val="nil"/>
@@ -11341,6 +11341,184 @@
               </w:rPr>
               <w:t>/Send/Echo</w:t>
             </w:r>
+          </w:p>
+        </w:tc>
+      </w:tr>
+      <w:tr>
+        <w:trPr>
+          <w:trHeight w:val="300"/>
+        </w:trPr>
+        <w:tc>
+          <w:tcPr>
+            <w:tcW w:w="2782" w:type="dxa"/>
+            <w:tcBorders>
+              <w:top w:val="nil"/>
+              <w:left w:val="nil"/>
+              <w:bottom w:val="nil"/>
+              <w:right w:val="nil"/>
+            </w:tcBorders>
+            <w:shd w:val="clear" w:color="auto" w:fill="auto"/>
+            <w:noWrap/>
+          </w:tcPr>
+          <w:p>
+            <w:pPr>
+              <w:spacing w:after="0" w:line="240" w:lineRule="auto"/>
+            </w:pPr>
+            <w:r>
+              <w:t>getDept</w:t>
+            </w:r>
+          </w:p>
+        </w:tc>
+        <w:tc>
+          <w:tcPr>
+            <w:tcW w:w="2706" w:type="dxa"/>
+            <w:tcBorders>
+              <w:top w:val="nil"/>
+              <w:left w:val="nil"/>
+              <w:bottom w:val="nil"/>
+              <w:right w:val="nil"/>
+            </w:tcBorders>
+            <w:shd w:val="clear" w:color="auto" w:fill="auto"/>
+          </w:tcPr>
+          <w:p>
+            <w:pPr>
+              <w:spacing w:after="0" w:line="240" w:lineRule="auto"/>
+            </w:pPr>
+            <w:r>
+              <w:t>Отримання інформації про заборгованість</w:t>
+            </w:r>
+          </w:p>
+        </w:tc>
+        <w:tc>
+          <w:tcPr>
+            <w:tcW w:w="1632" w:type="dxa"/>
+            <w:tcBorders>
+              <w:top w:val="nil"/>
+              <w:left w:val="nil"/>
+              <w:bottom w:val="nil"/>
+              <w:right w:val="nil"/>
+            </w:tcBorders>
+            <w:shd w:val="clear" w:color="auto" w:fill="auto"/>
+            <w:noWrap/>
+            <w:vAlign w:val="center"/>
+          </w:tcPr>
+          <w:p>
+            <w:pPr>
+              <w:spacing w:after="0" w:line="240" w:lineRule="auto"/>
+              <w:jc w:val="center"/>
+              <w:rPr>
+                <w:rFonts w:ascii="Aptos Narrow" w:eastAsia="Times New Roman" w:hAnsi="Aptos Narrow" w:cs="Times New Roman"/>
+                <w:color w:val="000000"/>
+                <w:kern w:val="0"/>
+                <w:lang w:val="uk-UA" w:eastAsia="ru-RU"/>
+                <w14:ligatures w14:val="none"/>
+              </w:rPr>
+            </w:pPr>
+            <w:r>
+              <w:rPr>
+                <w:rFonts w:ascii="Aptos Narrow" w:eastAsia="Times New Roman" w:hAnsi="Aptos Narrow" w:cs="Times New Roman"/>
+                <w:color w:val="000000"/>
+                <w:kern w:val="0"/>
+                <w:lang w:val="uk-UA" w:eastAsia="ru-RU"/>
+                <w14:ligatures w14:val="none"/>
+              </w:rPr>
+              <w:t>Ні</w:t>
+            </w:r>
+          </w:p>
+        </w:tc>
+        <w:tc>
+          <w:tcPr>
+            <w:tcW w:w="3867" w:type="dxa"/>
+            <w:tcBorders>
+              <w:top w:val="nil"/>
+              <w:left w:val="nil"/>
+              <w:bottom w:val="nil"/>
+              <w:right w:val="nil"/>
+            </w:tcBorders>
+            <w:shd w:val="clear" w:color="auto" w:fill="auto"/>
+            <w:noWrap/>
+            <w:vAlign w:val="center"/>
+          </w:tcPr>
+          <w:p>
+            <w:pPr>
+              <w:spacing w:after="0" w:line="240" w:lineRule="auto"/>
+              <w:rPr>
+                <w:rFonts w:ascii="Aptos Narrow" w:eastAsia="Times New Roman" w:hAnsi="Aptos Narrow" w:cs="Times New Roman"/>
+                <w:color w:val="000000"/>
+                <w:kern w:val="0"/>
+                <w:lang w:eastAsia="ru-RU"/>
+                <w14:ligatures w14:val="none"/>
+              </w:rPr>
+            </w:pPr>
+            <w:r>
+              <w:rPr>
+                <w:rFonts w:ascii="Aptos Narrow" w:eastAsia="Times New Roman" w:hAnsi="Aptos Narrow" w:cs="Times New Roman"/>
+                <w:color w:val="000000"/>
+                <w:kern w:val="0"/>
+                <w:lang w:eastAsia="ru-RU"/>
+                <w14:ligatures w14:val="none"/>
+              </w:rPr>
+              <w:t>cust:getDept</w:t>
+            </w:r>
+          </w:p>
+        </w:tc>
+        <w:tc>
+          <w:tcPr>
+            <w:tcW w:w="1294" w:type="dxa"/>
+            <w:tcBorders>
+              <w:top w:val="nil"/>
+              <w:left w:val="nil"/>
+              <w:bottom w:val="nil"/>
+              <w:right w:val="nil"/>
+            </w:tcBorders>
+            <w:vAlign w:val="center"/>
+          </w:tcPr>
+          <w:p>
+            <w:pPr>
+              <w:spacing w:after="0" w:line="240" w:lineRule="auto"/>
+              <w:jc w:val="center"/>
+              <w:rPr>
+                <w:rFonts w:ascii="Aptos Narrow" w:eastAsia="Times New Roman" w:hAnsi="Aptos Narrow" w:cs="Times New Roman"/>
+                <w:color w:val="000000"/>
+                <w:kern w:val="0"/>
+                <w:lang w:val="uk-UA" w:eastAsia="ru-RU"/>
+                <w14:ligatures w14:val="none"/>
+              </w:rPr>
+            </w:pPr>
+            <w:r>
+              <w:rPr>
+                <w:rFonts w:ascii="Aptos Narrow" w:eastAsia="Times New Roman" w:hAnsi="Aptos Narrow" w:cs="Times New Roman"/>
+                <w:color w:val="000000"/>
+                <w:kern w:val="0"/>
+                <w:lang w:val="uk-UA" w:eastAsia="ru-RU"/>
+                <w14:ligatures w14:val="none"/>
+              </w:rPr>
+              <w:t>Ні</w:t>
+            </w:r>
+          </w:p>
+        </w:tc>
+        <w:tc>
+          <w:tcPr>
+            <w:tcW w:w="2425" w:type="dxa"/>
+            <w:tcBorders>
+              <w:top w:val="nil"/>
+              <w:left w:val="nil"/>
+              <w:bottom w:val="nil"/>
+              <w:right w:val="nil"/>
+            </w:tcBorders>
+            <w:vAlign w:val="center"/>
+          </w:tcPr>
+          <w:p>
+            <w:pPr>
+              <w:spacing w:after="0" w:line="240" w:lineRule="auto"/>
+              <w:rPr>
+                <w:rFonts w:ascii="Aptos Narrow" w:eastAsia="Times New Roman" w:hAnsi="Aptos Narrow" w:cs="Times New Roman"/>
+                <w:color w:val="000000"/>
+                <w:kern w:val="0"/>
+                <w:lang w:eastAsia="ru-RU"/>
+                <w14:ligatures w14:val="none"/>
+              </w:rPr>
+            </w:pPr>
           </w:p>
         </w:tc>
       </w:tr>
